--- a/Сорокин_607-41_пр4.docx
+++ b/Сорокин_607-41_пр4.docx
@@ -52,7 +52,7 @@
           <w:sz w:val="28"/>
           <w:szCs w:val="28"/>
         </w:rPr>
-        <w:t>Настройка различных методов аутентификации</w:t>
+        <w:t>Создание иерархии ролей</w:t>
       </w:r>
     </w:p>
     <w:p>
@@ -174,6 +174,7 @@
         <w:rPr>
           <w:rFonts w:ascii="Times New Roman" w:hAnsi="Times New Roman" w:cs="Times New Roman"/>
           <w:b/>
+          <w:noProof/>
           <w:spacing w:val="-7"/>
           <w:sz w:val="28"/>
           <w:szCs w:val="28"/>
@@ -244,6 +245,7 @@
         <w:rPr>
           <w:rFonts w:ascii="Times New Roman" w:hAnsi="Times New Roman" w:cs="Times New Roman"/>
           <w:bCs/>
+          <w:noProof/>
           <w:spacing w:val="-7"/>
           <w:sz w:val="28"/>
           <w:szCs w:val="28"/>
@@ -301,6 +303,7 @@
         <w:rPr>
           <w:rFonts w:ascii="Times New Roman" w:hAnsi="Times New Roman" w:cs="Times New Roman"/>
           <w:bCs/>
+          <w:noProof/>
           <w:spacing w:val="-7"/>
           <w:sz w:val="28"/>
           <w:szCs w:val="28"/>
@@ -2696,6 +2699,7 @@
         <w:rPr>
           <w:rFonts w:ascii="Times New Roman" w:hAnsi="Times New Roman" w:cs="Times New Roman"/>
           <w:b/>
+          <w:noProof/>
           <w:spacing w:val="-7"/>
           <w:sz w:val="28"/>
           <w:szCs w:val="28"/>
@@ -2792,6 +2796,7 @@
         <w:rPr>
           <w:rFonts w:ascii="Times New Roman" w:hAnsi="Times New Roman" w:cs="Times New Roman"/>
           <w:b/>
+          <w:noProof/>
           <w:spacing w:val="-7"/>
           <w:sz w:val="28"/>
           <w:szCs w:val="28"/>
@@ -2849,6 +2854,7 @@
         <w:rPr>
           <w:rFonts w:ascii="Times New Roman" w:hAnsi="Times New Roman" w:cs="Times New Roman"/>
           <w:b/>
+          <w:noProof/>
           <w:spacing w:val="-7"/>
           <w:sz w:val="28"/>
           <w:szCs w:val="28"/>
@@ -2907,6 +2913,7 @@
         <w:rPr>
           <w:rFonts w:ascii="Times New Roman" w:hAnsi="Times New Roman" w:cs="Times New Roman"/>
           <w:b/>
+          <w:noProof/>
           <w:spacing w:val="-7"/>
           <w:sz w:val="28"/>
           <w:szCs w:val="28"/>
@@ -3846,6 +3853,7 @@
         <w:rPr>
           <w:rFonts w:ascii="Times New Roman" w:hAnsi="Times New Roman" w:cs="Times New Roman"/>
           <w:b/>
+          <w:noProof/>
           <w:spacing w:val="-7"/>
           <w:sz w:val="28"/>
           <w:szCs w:val="28"/>
@@ -5146,6 +5154,7 @@
         <w:rPr>
           <w:rFonts w:ascii="Times New Roman" w:hAnsi="Times New Roman" w:cs="Times New Roman"/>
           <w:b/>
+          <w:noProof/>
           <w:spacing w:val="-7"/>
           <w:sz w:val="28"/>
           <w:szCs w:val="28"/>
@@ -5191,6 +5200,7 @@
         <w:rPr>
           <w:rFonts w:ascii="Times New Roman" w:hAnsi="Times New Roman" w:cs="Times New Roman"/>
           <w:b/>
+          <w:noProof/>
           <w:spacing w:val="-7"/>
           <w:sz w:val="28"/>
           <w:szCs w:val="28"/>
@@ -6399,6 +6409,7 @@
         <w:rPr>
           <w:rFonts w:ascii="Times New Roman" w:hAnsi="Times New Roman" w:cs="Times New Roman"/>
           <w:b/>
+          <w:noProof/>
           <w:spacing w:val="-7"/>
           <w:sz w:val="28"/>
           <w:szCs w:val="28"/>
@@ -6444,6 +6455,7 @@
         <w:rPr>
           <w:rFonts w:ascii="Times New Roman" w:hAnsi="Times New Roman" w:cs="Times New Roman"/>
           <w:b/>
+          <w:noProof/>
           <w:spacing w:val="-7"/>
           <w:sz w:val="28"/>
           <w:szCs w:val="28"/>
@@ -7665,6 +7677,7 @@
         <w:rPr>
           <w:rFonts w:ascii="Times New Roman" w:hAnsi="Times New Roman" w:cs="Times New Roman"/>
           <w:b/>
+          <w:noProof/>
           <w:spacing w:val="-7"/>
           <w:sz w:val="28"/>
           <w:szCs w:val="28"/>
@@ -7709,6 +7722,7 @@
         <w:rPr>
           <w:rFonts w:ascii="Times New Roman" w:hAnsi="Times New Roman" w:cs="Times New Roman"/>
           <w:b/>
+          <w:noProof/>
           <w:spacing w:val="-7"/>
           <w:sz w:val="28"/>
           <w:szCs w:val="28"/>
@@ -7753,6 +7767,7 @@
         <w:rPr>
           <w:rFonts w:ascii="Times New Roman" w:hAnsi="Times New Roman" w:cs="Times New Roman"/>
           <w:b/>
+          <w:noProof/>
           <w:spacing w:val="-7"/>
           <w:sz w:val="28"/>
           <w:szCs w:val="28"/>
@@ -7893,6 +7908,7 @@
         <w:rPr>
           <w:rFonts w:ascii="Times New Roman" w:hAnsi="Times New Roman" w:cs="Times New Roman"/>
           <w:b/>
+          <w:noProof/>
           <w:spacing w:val="-7"/>
           <w:sz w:val="28"/>
           <w:szCs w:val="28"/>
@@ -8046,6 +8062,7 @@
         <w:rPr>
           <w:rFonts w:ascii="Times New Roman" w:hAnsi="Times New Roman" w:cs="Times New Roman"/>
           <w:bCs/>
+          <w:noProof/>
           <w:spacing w:val="-7"/>
           <w:sz w:val="28"/>
           <w:szCs w:val="28"/>
@@ -8103,6 +8120,7 @@
         <w:rPr>
           <w:rFonts w:ascii="Times New Roman" w:hAnsi="Times New Roman" w:cs="Times New Roman"/>
           <w:bCs/>
+          <w:noProof/>
           <w:spacing w:val="-7"/>
           <w:sz w:val="28"/>
           <w:szCs w:val="28"/>
@@ -8313,6 +8331,7 @@
         <w:rPr>
           <w:rFonts w:ascii="Times New Roman" w:hAnsi="Times New Roman" w:cs="Times New Roman"/>
           <w:b/>
+          <w:noProof/>
           <w:spacing w:val="-7"/>
           <w:sz w:val="28"/>
           <w:szCs w:val="28"/>
@@ -8406,6 +8425,7 @@
         <w:rPr>
           <w:rFonts w:ascii="Times New Roman" w:hAnsi="Times New Roman" w:cs="Times New Roman"/>
           <w:b/>
+          <w:noProof/>
           <w:spacing w:val="-7"/>
           <w:sz w:val="28"/>
           <w:szCs w:val="28"/>
@@ -8651,15 +8671,25 @@
           <w:rFonts w:ascii="Times New Roman" w:hAnsi="Times New Roman" w:cs="Times New Roman"/>
           <w:sz w:val="28"/>
           <w:szCs w:val="28"/>
-        </w:rPr>
-      </w:pPr>
-      <w:r>
-        <w:rPr>
-          <w:rFonts w:ascii="Times New Roman" w:hAnsi="Times New Roman" w:cs="Times New Roman"/>
-          <w:sz w:val="28"/>
-          <w:szCs w:val="28"/>
-        </w:rPr>
-        <w:t>Атрибуты:</w:t>
+          <w:lang w:val="en-US"/>
+        </w:rPr>
+      </w:pPr>
+      <w:r>
+        <w:rPr>
+          <w:rFonts w:ascii="Times New Roman" w:hAnsi="Times New Roman" w:cs="Times New Roman"/>
+          <w:sz w:val="28"/>
+          <w:szCs w:val="28"/>
+        </w:rPr>
+        <w:t>Атрибуты</w:t>
+      </w:r>
+      <w:r>
+        <w:rPr>
+          <w:rFonts w:ascii="Times New Roman" w:hAnsi="Times New Roman" w:cs="Times New Roman"/>
+          <w:sz w:val="28"/>
+          <w:szCs w:val="28"/>
+          <w:lang w:val="en-US"/>
+        </w:rPr>
+        <w:t>:</w:t>
       </w:r>
     </w:p>
     <w:p>
@@ -8669,13 +8699,15 @@
           <w:rFonts w:ascii="Times New Roman" w:hAnsi="Times New Roman" w:cs="Times New Roman"/>
           <w:sz w:val="28"/>
           <w:szCs w:val="28"/>
-        </w:rPr>
-      </w:pPr>
-      <w:r>
-        <w:rPr>
-          <w:rFonts w:ascii="Times New Roman" w:hAnsi="Times New Roman" w:cs="Times New Roman"/>
-          <w:sz w:val="28"/>
-          <w:szCs w:val="28"/>
+          <w:lang w:val="en-US"/>
+        </w:rPr>
+      </w:pPr>
+      <w:r>
+        <w:rPr>
+          <w:rFonts w:ascii="Times New Roman" w:hAnsi="Times New Roman" w:cs="Times New Roman"/>
+          <w:sz w:val="28"/>
+          <w:szCs w:val="28"/>
+          <w:lang w:val="en-US"/>
         </w:rPr>
         <w:t>LOGIN, INHERIT, CONNECTION LIMIT 20</w:t>
       </w:r>
@@ -8837,9 +8869,17 @@
           <w:sz w:val="28"/>
           <w:szCs w:val="28"/>
         </w:rPr>
-        <w:t>access_logs;</w:t>
+        <w:t>access_logs</w:t>
       </w:r>
       <w:proofErr w:type="spellEnd"/>
+      <w:r>
+        <w:rPr>
+          <w:rFonts w:ascii="Times New Roman" w:hAnsi="Times New Roman" w:cs="Times New Roman"/>
+          <w:sz w:val="28"/>
+          <w:szCs w:val="28"/>
+        </w:rPr>
+        <w:t>;</w:t>
+      </w:r>
     </w:p>
     <w:p>
       <w:pPr>
@@ -8956,15 +8996,25 @@
           <w:rFonts w:ascii="Times New Roman" w:hAnsi="Times New Roman" w:cs="Times New Roman"/>
           <w:sz w:val="28"/>
           <w:szCs w:val="28"/>
-        </w:rPr>
-      </w:pPr>
-      <w:r>
-        <w:rPr>
-          <w:rFonts w:ascii="Times New Roman" w:hAnsi="Times New Roman" w:cs="Times New Roman"/>
-          <w:sz w:val="28"/>
-          <w:szCs w:val="28"/>
-        </w:rPr>
-        <w:t>Атрибуты:</w:t>
+          <w:lang w:val="en-US"/>
+        </w:rPr>
+      </w:pPr>
+      <w:r>
+        <w:rPr>
+          <w:rFonts w:ascii="Times New Roman" w:hAnsi="Times New Roman" w:cs="Times New Roman"/>
+          <w:sz w:val="28"/>
+          <w:szCs w:val="28"/>
+        </w:rPr>
+        <w:t>Атрибуты</w:t>
+      </w:r>
+      <w:r>
+        <w:rPr>
+          <w:rFonts w:ascii="Times New Roman" w:hAnsi="Times New Roman" w:cs="Times New Roman"/>
+          <w:sz w:val="28"/>
+          <w:szCs w:val="28"/>
+          <w:lang w:val="en-US"/>
+        </w:rPr>
+        <w:t>:</w:t>
       </w:r>
     </w:p>
     <w:p>
@@ -8974,13 +9024,15 @@
           <w:rFonts w:ascii="Times New Roman" w:hAnsi="Times New Roman" w:cs="Times New Roman"/>
           <w:sz w:val="28"/>
           <w:szCs w:val="28"/>
-        </w:rPr>
-      </w:pPr>
-      <w:r>
-        <w:rPr>
-          <w:rFonts w:ascii="Times New Roman" w:hAnsi="Times New Roman" w:cs="Times New Roman"/>
-          <w:sz w:val="28"/>
-          <w:szCs w:val="28"/>
+          <w:lang w:val="en-US"/>
+        </w:rPr>
+      </w:pPr>
+      <w:r>
+        <w:rPr>
+          <w:rFonts w:ascii="Times New Roman" w:hAnsi="Times New Roman" w:cs="Times New Roman"/>
+          <w:sz w:val="28"/>
+          <w:szCs w:val="28"/>
+          <w:lang w:val="en-US"/>
         </w:rPr>
         <w:t>LOGIN, INHERIT, CONNECTION LIMIT 50</w:t>
       </w:r>
@@ -9204,9 +9256,17 @@
           <w:sz w:val="28"/>
           <w:szCs w:val="28"/>
         </w:rPr>
-        <w:t>access_logs;</w:t>
+        <w:t>access_logs</w:t>
       </w:r>
       <w:proofErr w:type="spellEnd"/>
+      <w:r>
+        <w:rPr>
+          <w:rFonts w:ascii="Times New Roman" w:hAnsi="Times New Roman" w:cs="Times New Roman"/>
+          <w:sz w:val="28"/>
+          <w:szCs w:val="28"/>
+        </w:rPr>
+        <w:t>;</w:t>
+      </w:r>
     </w:p>
     <w:p>
       <w:pPr>
@@ -9300,15 +9360,25 @@
           <w:rFonts w:ascii="Times New Roman" w:hAnsi="Times New Roman" w:cs="Times New Roman"/>
           <w:sz w:val="28"/>
           <w:szCs w:val="28"/>
-        </w:rPr>
-      </w:pPr>
-      <w:r>
-        <w:rPr>
-          <w:rFonts w:ascii="Times New Roman" w:hAnsi="Times New Roman" w:cs="Times New Roman"/>
-          <w:sz w:val="28"/>
-          <w:szCs w:val="28"/>
-        </w:rPr>
-        <w:t>Атрибуты:</w:t>
+          <w:lang w:val="en-US"/>
+        </w:rPr>
+      </w:pPr>
+      <w:r>
+        <w:rPr>
+          <w:rFonts w:ascii="Times New Roman" w:hAnsi="Times New Roman" w:cs="Times New Roman"/>
+          <w:sz w:val="28"/>
+          <w:szCs w:val="28"/>
+        </w:rPr>
+        <w:t>Атрибуты</w:t>
+      </w:r>
+      <w:r>
+        <w:rPr>
+          <w:rFonts w:ascii="Times New Roman" w:hAnsi="Times New Roman" w:cs="Times New Roman"/>
+          <w:sz w:val="28"/>
+          <w:szCs w:val="28"/>
+          <w:lang w:val="en-US"/>
+        </w:rPr>
+        <w:t>:</w:t>
       </w:r>
     </w:p>
     <w:p>
@@ -9318,13 +9388,15 @@
           <w:rFonts w:ascii="Times New Roman" w:hAnsi="Times New Roman" w:cs="Times New Roman"/>
           <w:sz w:val="28"/>
           <w:szCs w:val="28"/>
-        </w:rPr>
-      </w:pPr>
-      <w:r>
-        <w:rPr>
-          <w:rFonts w:ascii="Times New Roman" w:hAnsi="Times New Roman" w:cs="Times New Roman"/>
-          <w:sz w:val="28"/>
-          <w:szCs w:val="28"/>
+          <w:lang w:val="en-US"/>
+        </w:rPr>
+      </w:pPr>
+      <w:r>
+        <w:rPr>
+          <w:rFonts w:ascii="Times New Roman" w:hAnsi="Times New Roman" w:cs="Times New Roman"/>
+          <w:sz w:val="28"/>
+          <w:szCs w:val="28"/>
+          <w:lang w:val="en-US"/>
         </w:rPr>
         <w:t>LOGIN, CREATEDB, INHERIT, CONNECTION LIMIT 10</w:t>
       </w:r>
@@ -9414,9 +9486,17 @@
           <w:sz w:val="28"/>
           <w:szCs w:val="28"/>
         </w:rPr>
-        <w:t>app;</w:t>
+        <w:t>app</w:t>
       </w:r>
       <w:proofErr w:type="spellEnd"/>
+      <w:r>
+        <w:rPr>
+          <w:rFonts w:ascii="Times New Roman" w:hAnsi="Times New Roman" w:cs="Times New Roman"/>
+          <w:sz w:val="28"/>
+          <w:szCs w:val="28"/>
+        </w:rPr>
+        <w:t>;</w:t>
+      </w:r>
     </w:p>
     <w:p>
       <w:pPr>
@@ -9447,9 +9527,17 @@
           <w:sz w:val="28"/>
           <w:szCs w:val="28"/>
         </w:rPr>
-        <w:t>app;</w:t>
+        <w:t>app</w:t>
       </w:r>
       <w:proofErr w:type="spellEnd"/>
+      <w:r>
+        <w:rPr>
+          <w:rFonts w:ascii="Times New Roman" w:hAnsi="Times New Roman" w:cs="Times New Roman"/>
+          <w:sz w:val="28"/>
+          <w:szCs w:val="28"/>
+        </w:rPr>
+        <w:t>;</w:t>
+      </w:r>
     </w:p>
     <w:p>
       <w:pPr>
@@ -9480,9 +9568,17 @@
           <w:sz w:val="28"/>
           <w:szCs w:val="28"/>
         </w:rPr>
-        <w:t>app;</w:t>
+        <w:t>app</w:t>
       </w:r>
       <w:proofErr w:type="spellEnd"/>
+      <w:r>
+        <w:rPr>
+          <w:rFonts w:ascii="Times New Roman" w:hAnsi="Times New Roman" w:cs="Times New Roman"/>
+          <w:sz w:val="28"/>
+          <w:szCs w:val="28"/>
+        </w:rPr>
+        <w:t>;</w:t>
+      </w:r>
     </w:p>
     <w:p>
       <w:pPr>
@@ -9513,9 +9609,17 @@
           <w:sz w:val="28"/>
           <w:szCs w:val="28"/>
         </w:rPr>
-        <w:t>access_logs;</w:t>
+        <w:t>access_logs</w:t>
       </w:r>
       <w:proofErr w:type="spellEnd"/>
+      <w:r>
+        <w:rPr>
+          <w:rFonts w:ascii="Times New Roman" w:hAnsi="Times New Roman" w:cs="Times New Roman"/>
+          <w:sz w:val="28"/>
+          <w:szCs w:val="28"/>
+        </w:rPr>
+        <w:t>;</w:t>
+      </w:r>
     </w:p>
     <w:p>
       <w:pPr>
@@ -10382,6 +10486,7 @@
         </w:rPr>
         <w:t>app.users</w:t>
       </w:r>
+      <w:proofErr w:type="spellEnd"/>
       <w:proofErr w:type="gramEnd"/>
       <w:r>
         <w:rPr>
@@ -10391,7 +10496,6 @@
         </w:rPr>
         <w:t>;</w:t>
       </w:r>
-      <w:proofErr w:type="spellEnd"/>
     </w:p>
     <w:p>
       <w:pPr>
@@ -10464,15 +10568,25 @@
           <w:rFonts w:ascii="Times New Roman" w:hAnsi="Times New Roman" w:cs="Times New Roman"/>
           <w:sz w:val="28"/>
           <w:szCs w:val="28"/>
-        </w:rPr>
-      </w:pPr>
-      <w:r>
-        <w:rPr>
-          <w:rFonts w:ascii="Times New Roman" w:hAnsi="Times New Roman" w:cs="Times New Roman"/>
-          <w:sz w:val="28"/>
-          <w:szCs w:val="28"/>
-        </w:rPr>
-        <w:t>Пример:</w:t>
+          <w:lang w:val="en-US"/>
+        </w:rPr>
+      </w:pPr>
+      <w:r>
+        <w:rPr>
+          <w:rFonts w:ascii="Times New Roman" w:hAnsi="Times New Roman" w:cs="Times New Roman"/>
+          <w:sz w:val="28"/>
+          <w:szCs w:val="28"/>
+        </w:rPr>
+        <w:t>Пример</w:t>
+      </w:r>
+      <w:r>
+        <w:rPr>
+          <w:rFonts w:ascii="Times New Roman" w:hAnsi="Times New Roman" w:cs="Times New Roman"/>
+          <w:sz w:val="28"/>
+          <w:szCs w:val="28"/>
+          <w:lang w:val="en-US"/>
+        </w:rPr>
+        <w:t>:</w:t>
       </w:r>
     </w:p>
     <w:p>
@@ -10482,13 +10596,15 @@
           <w:rFonts w:ascii="Times New Roman" w:hAnsi="Times New Roman" w:cs="Times New Roman"/>
           <w:sz w:val="28"/>
           <w:szCs w:val="28"/>
-        </w:rPr>
-      </w:pPr>
-      <w:r>
-        <w:rPr>
-          <w:rFonts w:ascii="Times New Roman" w:hAnsi="Times New Roman" w:cs="Times New Roman"/>
-          <w:sz w:val="28"/>
-          <w:szCs w:val="28"/>
+          <w:lang w:val="en-US"/>
+        </w:rPr>
+      </w:pPr>
+      <w:r>
+        <w:rPr>
+          <w:rFonts w:ascii="Times New Roman" w:hAnsi="Times New Roman" w:cs="Times New Roman"/>
+          <w:sz w:val="28"/>
+          <w:szCs w:val="28"/>
+          <w:lang w:val="en-US"/>
         </w:rPr>
         <w:t xml:space="preserve">CREATE USER </w:t>
       </w:r>
@@ -10498,6 +10614,7 @@
           <w:rFonts w:ascii="Times New Roman" w:hAnsi="Times New Roman" w:cs="Times New Roman"/>
           <w:sz w:val="28"/>
           <w:szCs w:val="28"/>
+          <w:lang w:val="en-US"/>
         </w:rPr>
         <w:t>new_user</w:t>
       </w:r>
@@ -10507,6 +10624,7 @@
           <w:rFonts w:ascii="Times New Roman" w:hAnsi="Times New Roman" w:cs="Times New Roman"/>
           <w:sz w:val="28"/>
           <w:szCs w:val="28"/>
+          <w:lang w:val="en-US"/>
         </w:rPr>
         <w:t xml:space="preserve"> WITH PASSWORD 'StrongPassword123!';</w:t>
       </w:r>
@@ -10515,6 +10633,7 @@
           <w:rFonts w:ascii="Times New Roman" w:hAnsi="Times New Roman" w:cs="Times New Roman"/>
           <w:sz w:val="28"/>
           <w:szCs w:val="28"/>
+          <w:lang w:val="en-US"/>
         </w:rPr>
         <w:br/>
         <w:t xml:space="preserve">GRANT </w:t>
@@ -10525,6 +10644,7 @@
           <w:rFonts w:ascii="Times New Roman" w:hAnsi="Times New Roman" w:cs="Times New Roman"/>
           <w:sz w:val="28"/>
           <w:szCs w:val="28"/>
+          <w:lang w:val="en-US"/>
         </w:rPr>
         <w:t>app_user</w:t>
       </w:r>
@@ -10534,6 +10654,7 @@
           <w:rFonts w:ascii="Times New Roman" w:hAnsi="Times New Roman" w:cs="Times New Roman"/>
           <w:sz w:val="28"/>
           <w:szCs w:val="28"/>
+          <w:lang w:val="en-US"/>
         </w:rPr>
         <w:t xml:space="preserve"> TO </w:t>
       </w:r>
@@ -10543,8 +10664,19 @@
           <w:rFonts w:ascii="Times New Roman" w:hAnsi="Times New Roman" w:cs="Times New Roman"/>
           <w:sz w:val="28"/>
           <w:szCs w:val="28"/>
-        </w:rPr>
-        <w:t>new_user</w:t>
+          <w:lang w:val="en-US"/>
+        </w:rPr>
+        <w:t>new_</w:t>
+      </w:r>
+      <w:proofErr w:type="gramStart"/>
+      <w:r>
+        <w:rPr>
+          <w:rFonts w:ascii="Times New Roman" w:hAnsi="Times New Roman" w:cs="Times New Roman"/>
+          <w:sz w:val="28"/>
+          <w:szCs w:val="28"/>
+          <w:lang w:val="en-US"/>
+        </w:rPr>
+        <w:t>user</w:t>
       </w:r>
       <w:proofErr w:type="spellEnd"/>
       <w:r>
@@ -10552,9 +10684,11 @@
           <w:rFonts w:ascii="Times New Roman" w:hAnsi="Times New Roman" w:cs="Times New Roman"/>
           <w:sz w:val="28"/>
           <w:szCs w:val="28"/>
+          <w:lang w:val="en-US"/>
         </w:rPr>
         <w:t>;</w:t>
       </w:r>
+      <w:proofErr w:type="gramEnd"/>
     </w:p>
     <w:p>
       <w:pPr>
@@ -10563,6 +10697,7 @@
           <w:rFonts w:ascii="Times New Roman" w:hAnsi="Times New Roman" w:cs="Times New Roman"/>
           <w:sz w:val="28"/>
           <w:szCs w:val="28"/>
+          <w:lang w:val="en-US"/>
         </w:rPr>
       </w:pPr>
     </w:p>
@@ -10631,13 +10766,15 @@
           <w:rFonts w:ascii="Times New Roman" w:hAnsi="Times New Roman" w:cs="Times New Roman"/>
           <w:sz w:val="28"/>
           <w:szCs w:val="28"/>
-        </w:rPr>
-      </w:pPr>
-      <w:r>
-        <w:rPr>
-          <w:rFonts w:ascii="Times New Roman" w:hAnsi="Times New Roman" w:cs="Times New Roman"/>
-          <w:sz w:val="28"/>
-          <w:szCs w:val="28"/>
+          <w:lang w:val="en-US"/>
+        </w:rPr>
+      </w:pPr>
+      <w:r>
+        <w:rPr>
+          <w:rFonts w:ascii="Times New Roman" w:hAnsi="Times New Roman" w:cs="Times New Roman"/>
+          <w:sz w:val="28"/>
+          <w:szCs w:val="28"/>
+          <w:lang w:val="en-US"/>
         </w:rPr>
         <w:t xml:space="preserve">GRANT </w:t>
       </w:r>
@@ -10647,6 +10784,7 @@
           <w:rFonts w:ascii="Times New Roman" w:hAnsi="Times New Roman" w:cs="Times New Roman"/>
           <w:sz w:val="28"/>
           <w:szCs w:val="28"/>
+          <w:lang w:val="en-US"/>
         </w:rPr>
         <w:t>app_manager</w:t>
       </w:r>
@@ -10656,6 +10794,7 @@
           <w:rFonts w:ascii="Times New Roman" w:hAnsi="Times New Roman" w:cs="Times New Roman"/>
           <w:sz w:val="28"/>
           <w:szCs w:val="28"/>
+          <w:lang w:val="en-US"/>
         </w:rPr>
         <w:t xml:space="preserve"> TO </w:t>
       </w:r>
@@ -10665,8 +10804,19 @@
           <w:rFonts w:ascii="Times New Roman" w:hAnsi="Times New Roman" w:cs="Times New Roman"/>
           <w:sz w:val="28"/>
           <w:szCs w:val="28"/>
-        </w:rPr>
-        <w:t>new_user</w:t>
+          <w:lang w:val="en-US"/>
+        </w:rPr>
+        <w:t>new_</w:t>
+      </w:r>
+      <w:proofErr w:type="gramStart"/>
+      <w:r>
+        <w:rPr>
+          <w:rFonts w:ascii="Times New Roman" w:hAnsi="Times New Roman" w:cs="Times New Roman"/>
+          <w:sz w:val="28"/>
+          <w:szCs w:val="28"/>
+          <w:lang w:val="en-US"/>
+        </w:rPr>
+        <w:t>user</w:t>
       </w:r>
       <w:proofErr w:type="spellEnd"/>
       <w:r>
@@ -10674,9 +10824,11 @@
           <w:rFonts w:ascii="Times New Roman" w:hAnsi="Times New Roman" w:cs="Times New Roman"/>
           <w:sz w:val="28"/>
           <w:szCs w:val="28"/>
+          <w:lang w:val="en-US"/>
         </w:rPr>
         <w:t>;</w:t>
       </w:r>
+      <w:proofErr w:type="gramEnd"/>
     </w:p>
     <w:p>
       <w:pPr>
@@ -10685,15 +10837,59 @@
           <w:rFonts w:ascii="Times New Roman" w:hAnsi="Times New Roman" w:cs="Times New Roman"/>
           <w:sz w:val="28"/>
           <w:szCs w:val="28"/>
-        </w:rPr>
-      </w:pPr>
-      <w:r>
-        <w:rPr>
-          <w:rFonts w:ascii="Times New Roman" w:hAnsi="Times New Roman" w:cs="Times New Roman"/>
-          <w:sz w:val="28"/>
-          <w:szCs w:val="28"/>
-        </w:rPr>
-        <w:t>Пример отзыва роли:</w:t>
+          <w:lang w:val="en-US"/>
+        </w:rPr>
+      </w:pPr>
+      <w:r>
+        <w:rPr>
+          <w:rFonts w:ascii="Times New Roman" w:hAnsi="Times New Roman" w:cs="Times New Roman"/>
+          <w:sz w:val="28"/>
+          <w:szCs w:val="28"/>
+        </w:rPr>
+        <w:t>Пример</w:t>
+      </w:r>
+      <w:r>
+        <w:rPr>
+          <w:rFonts w:ascii="Times New Roman" w:hAnsi="Times New Roman" w:cs="Times New Roman"/>
+          <w:sz w:val="28"/>
+          <w:szCs w:val="28"/>
+          <w:lang w:val="en-US"/>
+        </w:rPr>
+        <w:t xml:space="preserve"> </w:t>
+      </w:r>
+      <w:r>
+        <w:rPr>
+          <w:rFonts w:ascii="Times New Roman" w:hAnsi="Times New Roman" w:cs="Times New Roman"/>
+          <w:sz w:val="28"/>
+          <w:szCs w:val="28"/>
+        </w:rPr>
+        <w:t>отзыва</w:t>
+      </w:r>
+      <w:r>
+        <w:rPr>
+          <w:rFonts w:ascii="Times New Roman" w:hAnsi="Times New Roman" w:cs="Times New Roman"/>
+          <w:sz w:val="28"/>
+          <w:szCs w:val="28"/>
+          <w:lang w:val="en-US"/>
+        </w:rPr>
+        <w:t xml:space="preserve"> </w:t>
+      </w:r>
+      <w:r>
+        <w:rPr>
+          <w:rFonts w:ascii="Times New Roman" w:hAnsi="Times New Roman" w:cs="Times New Roman"/>
+          <w:sz w:val="28"/>
+          <w:szCs w:val="28"/>
+        </w:rPr>
+        <w:t>роли</w:t>
+      </w:r>
+      <w:r>
+        <w:rPr>
+          <w:rFonts w:ascii="Times New Roman" w:hAnsi="Times New Roman" w:cs="Times New Roman"/>
+          <w:sz w:val="28"/>
+          <w:szCs w:val="28"/>
+          <w:lang w:val="en-US"/>
+        </w:rPr>
+        <w:t>:</w:t>
       </w:r>
     </w:p>
     <w:p>
@@ -10703,13 +10899,15 @@
           <w:rFonts w:ascii="Times New Roman" w:hAnsi="Times New Roman" w:cs="Times New Roman"/>
           <w:sz w:val="28"/>
           <w:szCs w:val="28"/>
-        </w:rPr>
-      </w:pPr>
-      <w:r>
-        <w:rPr>
-          <w:rFonts w:ascii="Times New Roman" w:hAnsi="Times New Roman" w:cs="Times New Roman"/>
-          <w:sz w:val="28"/>
-          <w:szCs w:val="28"/>
+          <w:lang w:val="en-US"/>
+        </w:rPr>
+      </w:pPr>
+      <w:r>
+        <w:rPr>
+          <w:rFonts w:ascii="Times New Roman" w:hAnsi="Times New Roman" w:cs="Times New Roman"/>
+          <w:sz w:val="28"/>
+          <w:szCs w:val="28"/>
+          <w:lang w:val="en-US"/>
         </w:rPr>
         <w:t xml:space="preserve">REVOKE </w:t>
       </w:r>
@@ -10719,6 +10917,7 @@
           <w:rFonts w:ascii="Times New Roman" w:hAnsi="Times New Roman" w:cs="Times New Roman"/>
           <w:sz w:val="28"/>
           <w:szCs w:val="28"/>
+          <w:lang w:val="en-US"/>
         </w:rPr>
         <w:t>app_manager</w:t>
       </w:r>
@@ -10728,6 +10927,7 @@
           <w:rFonts w:ascii="Times New Roman" w:hAnsi="Times New Roman" w:cs="Times New Roman"/>
           <w:sz w:val="28"/>
           <w:szCs w:val="28"/>
+          <w:lang w:val="en-US"/>
         </w:rPr>
         <w:t xml:space="preserve"> FROM </w:t>
       </w:r>
@@ -10737,8 +10937,19 @@
           <w:rFonts w:ascii="Times New Roman" w:hAnsi="Times New Roman" w:cs="Times New Roman"/>
           <w:sz w:val="28"/>
           <w:szCs w:val="28"/>
-        </w:rPr>
-        <w:t>new_user</w:t>
+          <w:lang w:val="en-US"/>
+        </w:rPr>
+        <w:t>new_</w:t>
+      </w:r>
+      <w:proofErr w:type="gramStart"/>
+      <w:r>
+        <w:rPr>
+          <w:rFonts w:ascii="Times New Roman" w:hAnsi="Times New Roman" w:cs="Times New Roman"/>
+          <w:sz w:val="28"/>
+          <w:szCs w:val="28"/>
+          <w:lang w:val="en-US"/>
+        </w:rPr>
+        <w:t>user</w:t>
       </w:r>
       <w:proofErr w:type="spellEnd"/>
       <w:r>
@@ -10746,9 +10957,11 @@
           <w:rFonts w:ascii="Times New Roman" w:hAnsi="Times New Roman" w:cs="Times New Roman"/>
           <w:sz w:val="28"/>
           <w:szCs w:val="28"/>
+          <w:lang w:val="en-US"/>
         </w:rPr>
         <w:t>;</w:t>
       </w:r>
+      <w:proofErr w:type="gramEnd"/>
     </w:p>
     <w:p>
       <w:pPr>
@@ -10759,6 +10972,7 @@
           <w:bCs/>
           <w:sz w:val="28"/>
           <w:szCs w:val="28"/>
+          <w:lang w:val="en-US"/>
         </w:rPr>
       </w:pPr>
     </w:p>
@@ -10809,13 +11023,15 @@
           <w:rFonts w:ascii="Times New Roman" w:hAnsi="Times New Roman" w:cs="Times New Roman"/>
           <w:sz w:val="28"/>
           <w:szCs w:val="28"/>
-        </w:rPr>
-      </w:pPr>
-      <w:r>
-        <w:rPr>
-          <w:rFonts w:ascii="Times New Roman" w:hAnsi="Times New Roman" w:cs="Times New Roman"/>
-          <w:sz w:val="28"/>
-          <w:szCs w:val="28"/>
+          <w:lang w:val="en-US"/>
+        </w:rPr>
+      </w:pPr>
+      <w:r>
+        <w:rPr>
+          <w:rFonts w:ascii="Times New Roman" w:hAnsi="Times New Roman" w:cs="Times New Roman"/>
+          <w:sz w:val="28"/>
+          <w:szCs w:val="28"/>
+          <w:lang w:val="en-US"/>
         </w:rPr>
         <w:t xml:space="preserve">ALTER USER </w:t>
       </w:r>
@@ -10825,6 +11041,7 @@
           <w:rFonts w:ascii="Times New Roman" w:hAnsi="Times New Roman" w:cs="Times New Roman"/>
           <w:sz w:val="28"/>
           <w:szCs w:val="28"/>
+          <w:lang w:val="en-US"/>
         </w:rPr>
         <w:t>new_user</w:t>
       </w:r>
@@ -10834,9 +11051,21 @@
           <w:rFonts w:ascii="Times New Roman" w:hAnsi="Times New Roman" w:cs="Times New Roman"/>
           <w:sz w:val="28"/>
           <w:szCs w:val="28"/>
-        </w:rPr>
-        <w:t xml:space="preserve"> NOLOGIN;</w:t>
-      </w:r>
+          <w:lang w:val="en-US"/>
+        </w:rPr>
+        <w:t xml:space="preserve"> </w:t>
+      </w:r>
+      <w:proofErr w:type="gramStart"/>
+      <w:r>
+        <w:rPr>
+          <w:rFonts w:ascii="Times New Roman" w:hAnsi="Times New Roman" w:cs="Times New Roman"/>
+          <w:sz w:val="28"/>
+          <w:szCs w:val="28"/>
+          <w:lang w:val="en-US"/>
+        </w:rPr>
+        <w:t>NOLOGIN;</w:t>
+      </w:r>
+      <w:proofErr w:type="gramEnd"/>
     </w:p>
     <w:p>
       <w:pPr>
@@ -10863,13 +11092,15 @@
           <w:rFonts w:ascii="Times New Roman" w:hAnsi="Times New Roman" w:cs="Times New Roman"/>
           <w:sz w:val="28"/>
           <w:szCs w:val="28"/>
-        </w:rPr>
-      </w:pPr>
-      <w:r>
-        <w:rPr>
-          <w:rFonts w:ascii="Times New Roman" w:hAnsi="Times New Roman" w:cs="Times New Roman"/>
-          <w:sz w:val="28"/>
-          <w:szCs w:val="28"/>
+          <w:lang w:val="en-US"/>
+        </w:rPr>
+      </w:pPr>
+      <w:r>
+        <w:rPr>
+          <w:rFonts w:ascii="Times New Roman" w:hAnsi="Times New Roman" w:cs="Times New Roman"/>
+          <w:sz w:val="28"/>
+          <w:szCs w:val="28"/>
+          <w:lang w:val="en-US"/>
         </w:rPr>
         <w:t xml:space="preserve">DROP USER IF EXISTS </w:t>
       </w:r>
@@ -10879,8 +11110,19 @@
           <w:rFonts w:ascii="Times New Roman" w:hAnsi="Times New Roman" w:cs="Times New Roman"/>
           <w:sz w:val="28"/>
           <w:szCs w:val="28"/>
-        </w:rPr>
-        <w:t>new_user</w:t>
+          <w:lang w:val="en-US"/>
+        </w:rPr>
+        <w:t>new_</w:t>
+      </w:r>
+      <w:proofErr w:type="gramStart"/>
+      <w:r>
+        <w:rPr>
+          <w:rFonts w:ascii="Times New Roman" w:hAnsi="Times New Roman" w:cs="Times New Roman"/>
+          <w:sz w:val="28"/>
+          <w:szCs w:val="28"/>
+          <w:lang w:val="en-US"/>
+        </w:rPr>
+        <w:t>user</w:t>
       </w:r>
       <w:proofErr w:type="spellEnd"/>
       <w:r>
@@ -10888,9 +11130,11 @@
           <w:rFonts w:ascii="Times New Roman" w:hAnsi="Times New Roman" w:cs="Times New Roman"/>
           <w:sz w:val="28"/>
           <w:szCs w:val="28"/>
+          <w:lang w:val="en-US"/>
         </w:rPr>
         <w:t>;</w:t>
       </w:r>
+      <w:proofErr w:type="gramEnd"/>
     </w:p>
     <w:p>
       <w:pPr>
@@ -10899,6 +11143,7 @@
           <w:rFonts w:ascii="Times New Roman" w:hAnsi="Times New Roman" w:cs="Times New Roman"/>
           <w:sz w:val="28"/>
           <w:szCs w:val="28"/>
+          <w:lang w:val="en-US"/>
         </w:rPr>
       </w:pPr>
     </w:p>
